--- a/test/generator/baseline/gen.odg.to.docx.docx
+++ b/test/generator/baseline/gen.odg.to.docx.docx
@@ -27,6 +27,8 @@
         <w:t xml:space="preserve">Grouped shape B beside it in the same group</w:t>
       </w:r>
     </w:p>
+    <w:bookmarkStart w:id="0" w:name="pic1"/>
+    <w:bookmarkEnd w:id="0"/>
     <w:p>
       <w:r>
         <w:drawing>
